--- a/downloads/documents/05 Materials/Unit 01/Slides/Slides 01.10 - MyPlate Beyond the Food Groups.docx
+++ b/downloads/documents/05 Materials/Unit 01/Slides/Slides 01.10 - MyPlate Beyond the Food Groups.docx
@@ -239,7 +239,7 @@
         <w:t xml:space="preserve"> </w:t>
       </w:r>
       <w:r>
-        <w:t xml:space="preserve">Image: the MyPlate graphic: a plate divided into four sections (fruits top left, vegetables bottom left, grains top right, protein foods bottom right) with a cup labeled dairy at the top right. Labels in English, Turkish, Portuguese, and Spanish.</w:t>
+        <w:t xml:space="preserve">Image: the MyPlate graphic: a plate divided into four sections (fruits top left, vegetables bottom left, grains top right, protein foods bottom right) with a cup labeled dairy at the top right. Labels in English and Spanish.</w:t>
       </w:r>
     </w:p>
     <w:p>
